--- a/episodes/The_Dark_Rise_Episode_94.docx
+++ b/episodes/The_Dark_Rise_Episode_94.docx
@@ -140,20 +140,7 @@
     </w:p>
     <w:p>
       <w:pPr>
-        <w:spacing w:after="0" w:line="360"/>
-      </w:pPr>
-      <w:r>
-        <w:rPr>
-          <w:rFonts w:ascii="Georgia" w:hAnsi="Georgia" w:cs="Georgia"/>
-          <w:sz w:val="24"/>
-          <w:szCs w:val="24"/>
-        </w:rPr>
-        <w:t xml:space="preserve"/>
-      </w:r>
-    </w:p>
-    <w:p>
-      <w:pPr>
-        <w:spacing w:after="60" w:line="360"/>
+        <w:spacing w:after="60" w:line="360" w:before="480"/>
         <w:ind w:firstLine="360"/>
       </w:pPr>
       <w:r>
@@ -265,20 +252,7 @@
     </w:p>
     <w:p>
       <w:pPr>
-        <w:spacing w:after="0" w:line="360"/>
-      </w:pPr>
-      <w:r>
-        <w:rPr>
-          <w:rFonts w:ascii="Georgia" w:hAnsi="Georgia" w:cs="Georgia"/>
-          <w:sz w:val="24"/>
-          <w:szCs w:val="24"/>
-        </w:rPr>
-        <w:t xml:space="preserve"/>
-      </w:r>
-    </w:p>
-    <w:p>
-      <w:pPr>
-        <w:spacing w:after="60" w:line="360"/>
+        <w:spacing w:after="60" w:line="360" w:before="480"/>
         <w:ind w:firstLine="360"/>
       </w:pPr>
       <w:r>

--- a/episodes/The_Dark_Rise_Episode_94.docx
+++ b/episodes/The_Dark_Rise_Episode_94.docx
@@ -289,7 +289,7 @@
           <w:sz w:val="24"/>
           <w:szCs w:val="24"/>
         </w:rPr>
-        <w:t xml:space="preserve">She found it near midnight, in a section of the archive so rarely consulted its bindings had gone brittle, and read it twice to be certain she had understood it correctly the first time. The village had discovered its informant. It had moved, as Idoro had moved, to close the leak and set a trap of its own.</w:t>
+        <w:t xml:space="preserve">She found it near midnight, in a section of the archive so rarely consulted its bindings had gone brittle, and read it twice to be certain she had understood it correctly the first time. The village had discovered its informant. It had moved, as Idoro had moved, to close the leak and set a trap of its own. The ink had browned with age, but the clerk's hand was steady and clear, a person recording events they believed would matter to someone later.</w:t>
       </w:r>
     </w:p>
     <w:p>
